--- a/docs/00_Deliverables_Index_VI.docx
+++ b/docs/00_Deliverables_Index_VI.docx
@@ -1845,16 +1845,31 @@
               <w:pStyle w:val="Compact"/>
             </w:pPr>
             <w:r>
-              <w:t xml:space="preserve">Từ điển dữ liệu</w:t>
-            </w:r>
-          </w:p>
-        </w:tc>
-        <w:tc>
-          <w:tcPr/>
-          <w:p>
-            <w:pPr>
-              <w:pStyle w:val="Compact"/>
-            </w:pPr>
+              <w:t xml:space="preserve">Từ điển dữ liệu (bao phủ 100%)</w:t>
+            </w:r>
+          </w:p>
+        </w:tc>
+        <w:tc>
+          <w:tcPr/>
+          <w:p>
+            <w:pPr>
+              <w:pStyle w:val="Compact"/>
+            </w:pPr>
+            <w:r>
+              <w:rPr>
+                <w:rStyle w:val="VerbatimChar"/>
+              </w:rPr>
+              <w:t xml:space="preserve">docs/DataDictionary_{EN,VI}.md/.docx</w:t>
+            </w:r>
+            <w:r>
+              <w:t xml:space="preserve"> </w:t>
+            </w:r>
+            <w:r>
+              <w:t xml:space="preserve">(đầy đủ, cả 33 cột),</w:t>
+            </w:r>
+            <w:r>
+              <w:t xml:space="preserve"> </w:t>
+            </w:r>
             <w:r>
               <w:rPr>
                 <w:rStyle w:val="VerbatimChar"/>
@@ -1873,6 +1888,18 @@
               </w:rPr>
               <w:t xml:space="preserve">docs/DataDictionary.xlsx</w:t>
             </w:r>
+            <w:r>
+              <w:t xml:space="preserve">,</w:t>
+            </w:r>
+            <w:r>
+              <w:t xml:space="preserve"> </w:t>
+            </w:r>
+            <w:r>
+              <w:rPr>
+                <w:rStyle w:val="VerbatimChar"/>
+              </w:rPr>
+              <w:t xml:space="preserve">docs/variable_typing.xlsx</w:t>
+            </w:r>
           </w:p>
         </w:tc>
       </w:tr>
@@ -1921,6 +1948,27 @@
                 <w:rStyle w:val="VerbatimChar"/>
               </w:rPr>
               <w:t xml:space="preserve">docs/DataSource_License_Ethics.md/.docx</w:t>
+            </w:r>
+            <w:r>
+              <w:t xml:space="preserve"> </w:t>
+            </w:r>
+            <w:r>
+              <w:t xml:space="preserve">(EN),</w:t>
+            </w:r>
+            <w:r>
+              <w:t xml:space="preserve"> </w:t>
+            </w:r>
+            <w:r>
+              <w:rPr>
+                <w:rStyle w:val="VerbatimChar"/>
+              </w:rPr>
+              <w:t xml:space="preserve">docs/DataSource_License_Ethics_VI.md/.docx</w:t>
+            </w:r>
+            <w:r>
+              <w:t xml:space="preserve"> </w:t>
+            </w:r>
+            <w:r>
+              <w:t xml:space="preserve">(VI)</w:t>
             </w:r>
           </w:p>
         </w:tc>
